--- a/assets/downloads/simulation-10/instructions-for-sp-5-track-sideline.docx
+++ b/assets/downloads/simulation-10/instructions-for-sp-5-track-sideline.docx
@@ -98,7 +98,7 @@
         </w:rPr>
         <w:t xml:space="preserve"> “I need my heel taped. It hurts so much.”</w:t>
       </w:r>
-      <w:del w:id="27" w:author="Anna Seaman" w:date="2026-08-12T13:13:00Z" w16du:dateUtc="2026-08-12T18:13:00Z">
+      <w:del w:id="32" w:author="Anna Seaman" w:date="2026-08-12T13:13:00Z" w16du:dateUtc="2026-08-12T18:13:00Z">
         <w:r>
           <w:rPr>
             <w:rFonts w:ascii="Times New Roman" w:hAnsi="Times New Roman"/>
@@ -691,7 +691,7 @@
         <w:i/>
         <w:sz w:val="18"/>
       </w:rPr>
-      <w:t>Clinical Simulations for the Athletic Trainer HKPropel Access</w:t>
+      <w:t>Clinical Simulations for the Athletic Trainer Instructor Guide</w:t>
     </w:r>
     <w:r>
       <w:rPr>
@@ -4284,6 +4284,7 @@
   <w:style w:type="character" w:default="1" w:styleId="DefaultParagraphFont">
     <w:name w:val="Default Paragraph Font"/>
     <w:uiPriority w:val="1"/>
+    <w:semiHidden/>
     <w:unhideWhenUsed/>
   </w:style>
   <w:style w:type="table" w:default="1" w:styleId="TableNormal">
